--- a/Lab 01.docx
+++ b/Lab 01.docx
@@ -2964,7 +2964,7 @@
           <w:szCs w:val="34"/>
           <w:rtl w:val="0"/>
         </w:rPr>
-        <w:t xml:space="preserve">Step 1: Create GitHub Repository</w:t>
+        <w:t xml:space="preserve">Step 9: Create GitHub Repository</w:t>
       </w:r>
     </w:p>
     <w:p>
@@ -3086,7 +3086,7 @@
           <w:szCs w:val="34"/>
           <w:rtl w:val="0"/>
         </w:rPr>
-        <w:t xml:space="preserve">Step 2: Initialize Git in Project</w:t>
+        <w:t xml:space="preserve">Step 10: Initialize Git in Project</w:t>
       </w:r>
     </w:p>
     <w:p>
@@ -3157,7 +3157,7 @@
           <w:szCs w:val="34"/>
           <w:rtl w:val="0"/>
         </w:rPr>
-        <w:t xml:space="preserve">Step 3: Add Remote Repository</w:t>
+        <w:t xml:space="preserve">Step 11: Add Remote Repository</w:t>
       </w:r>
     </w:p>
     <w:p>
@@ -3214,6 +3214,42 @@
           <w:rtl w:val="0"/>
         </w:rPr>
         <w:t xml:space="preserve">git branch -M main</w:t>
+      </w:r>
+    </w:p>
+    <w:p>
+      <w:pPr>
+        <w:rPr/>
+      </w:pPr>
+      <w:r>
+        <w:rPr>
+          <w:rtl w:val="0"/>
+        </w:rPr>
+      </w:r>
+    </w:p>
+    <w:p>
+      <w:pPr>
+        <w:rPr>
+          <w:b w:val="1"/>
+          <w:bCs w:val="1"/>
+        </w:rPr>
+      </w:pPr>
+      <w:r>
+        <w:rPr>
+          <w:b w:val="1"/>
+          <w:bCs w:val="1"/>
+          <w:rtl w:val="0"/>
+        </w:rPr>
+        <w:t xml:space="preserve">Generate a Personal Access Token (PAT) from GitHub and use it to push the code to your repository</w:t>
+      </w:r>
+    </w:p>
+    <w:p>
+      <w:pPr>
+        <w:rPr/>
+      </w:pPr>
+      <w:r>
+        <w:rPr>
+          <w:rtl w:val="0"/>
+        </w:rPr>
       </w:r>
     </w:p>
     <w:p>
@@ -3260,7 +3296,7 @@
           <w:szCs w:val="34"/>
           <w:rtl w:val="0"/>
         </w:rPr>
-        <w:t xml:space="preserve">Step 4: Install gh-pages Package</w:t>
+        <w:t xml:space="preserve">Step 12: Install gh-pages Package</w:t>
       </w:r>
     </w:p>
     <w:p>
@@ -3297,7 +3333,7 @@
           <w:szCs w:val="34"/>
           <w:rtl w:val="0"/>
         </w:rPr>
-        <w:t xml:space="preserve">Step 5: Update vite.config.js</w:t>
+        <w:t xml:space="preserve">Step 13: Update vite.config.js</w:t>
       </w:r>
     </w:p>
     <w:p>
@@ -3433,7 +3469,7 @@
           <w:szCs w:val="34"/>
           <w:rtl w:val="0"/>
         </w:rPr>
-        <w:t xml:space="preserve">Step 6: Update package.json</w:t>
+        <w:t xml:space="preserve">Step 14: Update package.json</w:t>
       </w:r>
     </w:p>
     <w:p>
@@ -3543,7 +3579,7 @@
           <w:szCs w:val="34"/>
           <w:rtl w:val="0"/>
         </w:rPr>
-        <w:t xml:space="preserve">Step 7: Deploy to GitHub Pages</w:t>
+        <w:t xml:space="preserve">Step 15: Deploy to GitHub Pages</w:t>
       </w:r>
     </w:p>
     <w:p>
@@ -3580,7 +3616,7 @@
           <w:szCs w:val="34"/>
           <w:rtl w:val="0"/>
         </w:rPr>
-        <w:t xml:space="preserve">Step 8: Enable GitHub Pages</w:t>
+        <w:t xml:space="preserve">Step 16: Enable GitHub Pages</w:t>
       </w:r>
     </w:p>
     <w:p>
@@ -3745,7 +3781,7 @@
           <w:szCs w:val="34"/>
           <w:rtl w:val="0"/>
         </w:rPr>
-        <w:t xml:space="preserve">Step 9: Access Your Website</w:t>
+        <w:t xml:space="preserve">Step 17: Access Your Website</w:t>
       </w:r>
     </w:p>
     <w:p>
